--- a/entrega/manuales/2 - Manual de cocina y barra.docx
+++ b/entrega/manuales/2 - Manual de cocina y barra.docx
@@ -210,7 +210,7 @@
         <w:rPr>
           <w:sz w:val="21"/>
         </w:rPr>
-        <w:t>Pulse «Marcar listo» cuando salga el plato. Ahí le avisa al mesero que puede recogerlo.</w:t>
+        <w:t>Pulse «Marcar listo» cuando salga el plato. Ahí le avisa al mesero que puede recogerlo. Si el mesero o la caja ya lo entregaron, el plato sale solo de su pantalla: no tiene que marcar nada más.</w:t>
       </w:r>
     </w:p>
     <w:p>
@@ -233,7 +233,7 @@
           <w:i w:val="0"/>
           <w:sz w:val="21"/>
         </w:rPr>
-        <w:t>Cada tarjeta lleva el tiempo que la comanda lleva esperando, con fondo sólido para que se lea de lejos. El color cambia solo:</w:t>
+        <w:t>Cada tarjeta lleva arriba los minutos que la comanda lleva esperando contra el tiempo estimado de su plato más lento —por ejemplo «12/25 min»—, con fondo sólido para que se lea de lejos, y una barra que se va llenando. El color pasa de verde a amarillo y a rojo poco a poco:</w:t>
       </w:r>
     </w:p>
     <w:tbl>
@@ -271,13 +271,9 @@
             <w:shd w:val="clear" w:color="auto" w:fill="F3EAD8"/>
           </w:tcPr>
           <w:p>
-            <w:r/>
             <w:r>
-              <w:rPr>
-                <w:b/>
-                <w:sz w:val="18"/>
-              </w:rPr>
-              <w:t>Tiempo</w:t>
+              <w:rPr/>
+              <w:t>Cuándo</w:t>
             </w:r>
           </w:p>
         </w:tc>
@@ -304,11 +300,8 @@
             <w:tcW w:type="dxa" w:w="1701"/>
           </w:tcPr>
           <w:p>
-            <w:r/>
             <w:r>
-              <w:rPr>
-                <w:sz w:val="19"/>
-              </w:rPr>
+              <w:rPr/>
               <w:t>Verde</w:t>
             </w:r>
           </w:p>
@@ -318,12 +311,9 @@
             <w:tcW w:type="dxa" w:w="2608"/>
           </w:tcPr>
           <w:p>
-            <w:r/>
             <w:r>
-              <w:rPr>
-                <w:sz w:val="19"/>
-              </w:rPr>
-              <w:t>menos de 10 minutos</w:t>
+              <w:rPr/>
+              <w:t>Recién llegada</w:t>
             </w:r>
           </w:p>
         </w:tc>
@@ -332,11 +322,8 @@
             <w:tcW w:type="dxa" w:w="4762"/>
           </w:tcPr>
           <w:p>
-            <w:r/>
             <w:r>
-              <w:rPr>
-                <w:sz w:val="19"/>
-              </w:rPr>
+              <w:rPr/>
               <w:t>Va en tiempo.</w:t>
             </w:r>
           </w:p>
@@ -348,12 +335,9 @@
             <w:tcW w:type="dxa" w:w="1701"/>
           </w:tcPr>
           <w:p>
-            <w:r/>
             <w:r>
-              <w:rPr>
-                <w:sz w:val="19"/>
-              </w:rPr>
-              <w:t>Ámbar</w:t>
+              <w:rPr/>
+              <w:t>Amarillo</w:t>
             </w:r>
           </w:p>
         </w:tc>
@@ -362,12 +346,9 @@
             <w:tcW w:type="dxa" w:w="2608"/>
           </w:tcPr>
           <w:p>
-            <w:r/>
             <w:r>
-              <w:rPr>
-                <w:sz w:val="19"/>
-              </w:rPr>
-              <w:t>entre 10 y 20 minutos</w:t>
+              <w:rPr/>
+              <w:t>Se acerca al tiempo estimado</w:t>
             </w:r>
           </w:p>
         </w:tc>
@@ -376,11 +357,8 @@
             <w:tcW w:type="dxa" w:w="4762"/>
           </w:tcPr>
           <w:p>
-            <w:r/>
             <w:r>
-              <w:rPr>
-                <w:sz w:val="19"/>
-              </w:rPr>
+              <w:rPr/>
               <w:t>Merece una mirada.</w:t>
             </w:r>
           </w:p>
@@ -392,11 +370,8 @@
             <w:tcW w:type="dxa" w:w="1701"/>
           </w:tcPr>
           <w:p>
-            <w:r/>
             <w:r>
-              <w:rPr>
-                <w:sz w:val="19"/>
-              </w:rPr>
+              <w:rPr/>
               <w:t>Rojo</w:t>
             </w:r>
           </w:p>
@@ -406,12 +381,9 @@
             <w:tcW w:type="dxa" w:w="2608"/>
           </w:tcPr>
           <w:p>
-            <w:r/>
             <w:r>
-              <w:rPr>
-                <w:sz w:val="19"/>
-              </w:rPr>
-              <w:t>más de 20 minutos</w:t>
+              <w:rPr/>
+              <w:t>Pasó el tiempo estimado</w:t>
             </w:r>
           </w:p>
         </w:tc>
@@ -420,17 +392,44 @@
             <w:tcW w:type="dxa" w:w="4762"/>
           </w:tcPr>
           <w:p>
-            <w:r/>
             <w:r>
-              <w:rPr>
-                <w:sz w:val="19"/>
-              </w:rPr>
-              <w:t>Va tarde. Si no va a salir pronto, avise al mesero o a recepción.</w:t>
+              <w:rPr/>
+              <w:t>Va tarde: el borde se pone rojo y dice cuántos minutos. Si no va a salir pronto, avise al mesero.</w:t>
             </w:r>
           </w:p>
         </w:tc>
       </w:tr>
     </w:tbl>
+    <w:p>
+      <w:r>
+        <w:rPr>
+          <w:b/>
+          <w:sz w:val="21"/>
+        </w:rPr>
+        <w:t xml:space="preserve">Cambiar el tiempo de un plato. </w:t>
+      </w:r>
+      <w:r>
+        <w:rPr>
+          <w:sz w:val="21"/>
+        </w:rPr>
+        <w:t>Cada plato muestra su tiempo en un botón dorado con reloj, por ejemplo «15 min». Si un plato tarda más o menos de lo que dice, tóquelo, ajuste con −5, −1, +1 o +5 y pulse «Guardar». El cambio queda para todas las comandas que lleven ese plato, y el administrador lo ve en la carta.</w:t>
+      </w:r>
+    </w:p>
+    <w:p>
+      <w:r>
+        <w:rPr>
+          <w:b/>
+          <w:sz w:val="21"/>
+        </w:rPr>
+        <w:t xml:space="preserve">Quién pidió. </w:t>
+      </w:r>
+      <w:r>
+        <w:rPr>
+          <w:sz w:val="21"/>
+        </w:rPr>
+        <w:t>Cada tarjeta dice el nombre del mesero que tomó el pedido: es a quien se llama cuando sale el plato o hay una duda con la comanda.</w:t>
+      </w:r>
+    </w:p>
     <w:p>
       <w:pPr>
         <w:spacing w:after="40"/>
@@ -518,13 +517,13 @@
           <w:b/>
           <w:sz w:val="21"/>
         </w:rPr>
-        <w:t>Una comanda desapareció.</w:t>
+        <w:t>Una comanda o un plato desapareció.</w:t>
       </w:r>
       <w:r>
         <w:rPr>
           <w:sz w:val="21"/>
         </w:rPr>
-        <w:t xml:space="preserve"> El mesero anuló el producto. Si ya lo estaba preparando, dígaselo: la anulación no detiene el fogón, solo la cuenta.</w:t>
+        <w:t xml:space="preserve"> El mesero o la caja lo marcaron entregado, o el mesero lo anuló. Si lo estaba preparando, pregúntele: la anulación no detiene el fogón, solo la cuenta.</w:t>
       </w:r>
     </w:p>
     <w:p>
@@ -544,6 +543,25 @@
           <w:sz w:val="21"/>
         </w:rPr>
         <w:t xml:space="preserve"> Nadie activó el aviso. Tóquelo ahora; las que ya entraron siguen ahí.</w:t>
+      </w:r>
+    </w:p>
+    <w:p>
+      <w:pPr>
+        <w:pStyle w:val="ListBullet"/>
+        <w:spacing w:after="80"/>
+      </w:pPr>
+      <w:r>
+        <w:rPr>
+          <w:b/>
+          <w:sz w:val="21"/>
+        </w:rPr>
+        <w:t>El tiempo de un plato no corresponde.</w:t>
+      </w:r>
+      <w:r>
+        <w:rPr>
+          <w:sz w:val="21"/>
+        </w:rPr>
+        <w:t xml:space="preserve"> Corríjalo usted mismo desde la tarjeta, como dice la sección 2. No hace falta pedírselo al administrador.</w:t>
       </w:r>
     </w:p>
     <w:p>
